--- a/en/files/templates/Literature_Review_Worksheet.docx
+++ b/en/files/templates/Literature_Review_Worksheet.docx
@@ -1598,7 +1598,7 @@
               <w:rPr>
                 <w:sz w:val="18"/>
               </w:rPr>
-              <w:t xml:space="preserve"> excludes — use rarely, it can remove relevant papers.</w:t>
+              <w:t xml:space="preserve"> excludes. Use it rarely, because it can remove relevant papers.</w:t>
             </w:r>
           </w:p>
           <w:p>
@@ -1658,7 +1658,7 @@
               <w:rPr>
                 <w:sz w:val="18"/>
               </w:rPr>
-              <w:t>PubMed finds MeSH terms through its MeSH Database; Google Scholar is useful for a quick look but cannot be reproduced — always do the main search in PubMed (or another bibliographic database).</w:t>
+              <w:t>PubMed finds MeSH terms through its MeSH Database; Google Scholar is useful for a quick look but cannot be reproduced. Always do the main search in PubMed (or another bibliographic database).</w:t>
             </w:r>
           </w:p>
           <w:p>

--- a/en/files/templates/Literature_Review_Worksheet.docx
+++ b/en/files/templates/Literature_Review_Worksheet.docx
@@ -69,7 +69,7 @@
                 <w:color w:val="04242F"/>
                 <w:sz w:val="20"/>
               </w:rPr>
-              <w:t>Group:</w:t>
+              <w:t>Name:</w:t>
             </w:r>
           </w:p>
         </w:tc>
@@ -87,7 +87,7 @@
                 <w:color w:val="6B7B84"/>
                 <w:sz w:val="20"/>
               </w:rPr>
-              <w:t>[Group number and members]</w:t>
+              <w:t>[Your name]</w:t>
             </w:r>
           </w:p>
         </w:tc>
@@ -636,7 +636,7 @@
                 <w:color w:val="6B7B84"/>
                 <w:sz w:val="18"/>
               </w:rPr>
-              <w:t>—</w:t>
+              <w:t>Not searched</w:t>
             </w:r>
           </w:p>
         </w:tc>
